--- a/documentacion/Documentacion.docx
+++ b/documentacion/Documentacion.docx
@@ -613,7 +613,6 @@
                                   </w:rPr>
                                   <w:t>: Allan Rodr</w:t>
                                 </w:r>
-                                <w:proofErr w:type="spellStart"/>
                                 <w:r>
                                   <w:rPr>
                                     <w:color w:val="156082" w:themeColor="accent1"/>
@@ -621,17 +620,7 @@
                                     <w:szCs w:val="28"/>
                                     <w:lang w:val="es-ES"/>
                                   </w:rPr>
-                                  <w:t>íguez</w:t>
-                                </w:r>
-                                <w:proofErr w:type="spellEnd"/>
-                                <w:r>
-                                  <w:rPr>
-                                    <w:color w:val="156082" w:themeColor="accent1"/>
-                                    <w:sz w:val="28"/>
-                                    <w:szCs w:val="28"/>
-                                    <w:lang w:val="es-ES"/>
-                                  </w:rPr>
-                                  <w:t xml:space="preserve"> Dávila </w:t>
+                                  <w:t xml:space="preserve">íguez Dávila </w:t>
                                 </w:r>
                               </w:p>
                               <w:sdt>
@@ -684,7 +673,6 @@
                                       <w:br/>
                                       <w:t>- Elian Trejos Quir</w:t>
                                     </w:r>
-                                    <w:proofErr w:type="spellStart"/>
                                     <w:r>
                                       <w:rPr>
                                         <w:color w:val="595959" w:themeColor="text1" w:themeTint="A6"/>
@@ -694,7 +682,6 @@
                                       </w:rPr>
                                       <w:t>ó</w:t>
                                     </w:r>
-                                    <w:proofErr w:type="spellEnd"/>
                                     <w:r>
                                       <w:rPr>
                                         <w:color w:val="595959" w:themeColor="text1" w:themeTint="A6"/>
@@ -1139,7 +1126,11 @@
     <w:sdt>
       <w:sdtPr>
         <w:rPr>
-          <w:lang w:val="es-ES"/>
+          <w:rFonts w:asciiTheme="minorHAnsi" w:eastAsiaTheme="minorHAnsi" w:hAnsiTheme="minorHAnsi" w:cstheme="minorBidi"/>
+          <w:color w:val="auto"/>
+          <w:sz w:val="22"/>
+          <w:szCs w:val="22"/>
+          <w:lang w:val="es-ES" w:eastAsia="en-US"/>
         </w:rPr>
         <w:id w:val="371743723"/>
         <w:docPartObj>
@@ -1149,13 +1140,8 @@
       </w:sdtPr>
       <w:sdtEndPr>
         <w:rPr>
-          <w:rFonts w:asciiTheme="minorHAnsi" w:eastAsiaTheme="minorHAnsi" w:hAnsiTheme="minorHAnsi" w:cstheme="minorBidi"/>
           <w:b/>
           <w:bCs/>
-          <w:color w:val="auto"/>
-          <w:sz w:val="22"/>
-          <w:szCs w:val="22"/>
-          <w:lang w:eastAsia="en-US"/>
         </w:rPr>
       </w:sdtEndPr>
       <w:sdtContent>
@@ -3702,15 +3688,7 @@
           <w:sz w:val="24"/>
           <w:szCs w:val="24"/>
         </w:rPr>
-        <w:t xml:space="preserve">run.bat </w:t>
-      </w:r>
-      <w:r>
-        <w:rPr>
-          <w:rFonts w:ascii="Consolas" w:hAnsi="Consolas" w:cs="Times New Roman"/>
-          <w:sz w:val="24"/>
-          <w:szCs w:val="24"/>
-        </w:rPr>
-        <w:t>&lt;nombre&gt;.</w:t>
+        <w:t>run.bat &lt;nombre&gt;.</w:t>
       </w:r>
       <w:proofErr w:type="spellStart"/>
       <w:r>
@@ -4125,15 +4103,7 @@
           <w:sz w:val="24"/>
           <w:szCs w:val="24"/>
         </w:rPr>
-        <w:t>con</w:t>
-      </w:r>
-      <w:r>
-        <w:rPr>
-          <w:rFonts w:ascii="Times New Roman" w:hAnsi="Times New Roman" w:cs="Times New Roman"/>
-          <w:sz w:val="24"/>
-          <w:szCs w:val="24"/>
-        </w:rPr>
-        <w:t xml:space="preserve"> la lista de errores léxicos y sintácticos, ordenados por línea y columna.</w:t>
+        <w:t>con la lista de errores léxicos y sintácticos, ordenados por línea y columna.</w:t>
       </w:r>
     </w:p>
     <w:p>
@@ -4204,31 +4174,7 @@
           <w:szCs w:val="24"/>
         </w:rPr>
         <w:lastRenderedPageBreak/>
-        <w:t>El archivo no puede ser generado por la gramática. (mirar errores en</w:t>
-      </w:r>
-      <w:r>
-        <w:rPr>
-          <w:rFonts w:ascii="Times New Roman" w:hAnsi="Times New Roman" w:cs="Times New Roman"/>
-          <w:sz w:val="24"/>
-          <w:szCs w:val="24"/>
-        </w:rPr>
-        <w:t xml:space="preserve"> &lt;salida/&lt;nombre&gt;_errores.txt</w:t>
-      </w:r>
-      <w:r>
-        <w:rPr>
-          <w:rFonts w:ascii="Times New Roman" w:hAnsi="Times New Roman" w:cs="Times New Roman"/>
-          <w:sz w:val="24"/>
-          <w:szCs w:val="24"/>
-        </w:rPr>
-        <w:t>)</w:t>
-      </w:r>
-      <w:r>
-        <w:rPr>
-          <w:rFonts w:ascii="Times New Roman" w:hAnsi="Times New Roman" w:cs="Times New Roman"/>
-          <w:sz w:val="24"/>
-          <w:szCs w:val="24"/>
-        </w:rPr>
-        <w:t>.</w:t>
+        <w:t>El archivo no puede ser generado por la gramática. (mirar errores en &lt;salida/&lt;nombre&gt;_errores.txt).</w:t>
       </w:r>
     </w:p>
     <w:p>
@@ -4250,39 +4196,7 @@
           <w:sz w:val="24"/>
           <w:szCs w:val="24"/>
         </w:rPr>
-        <w:t>El archivo se pudo ser generado con éxito, (archivo de tokens en</w:t>
-      </w:r>
-      <w:r>
-        <w:rPr>
-          <w:rFonts w:ascii="Times New Roman" w:hAnsi="Times New Roman" w:cs="Times New Roman"/>
-          <w:sz w:val="24"/>
-          <w:szCs w:val="24"/>
-        </w:rPr>
-        <w:t xml:space="preserve"> </w:t>
-      </w:r>
-      <w:r>
-        <w:rPr>
-          <w:rFonts w:ascii="Times New Roman" w:hAnsi="Times New Roman" w:cs="Times New Roman"/>
-          <w:sz w:val="24"/>
-          <w:szCs w:val="24"/>
-        </w:rPr>
-        <w:t>&lt;salida/&lt;nombre&gt;_</w:t>
-      </w:r>
-      <w:r>
-        <w:rPr>
-          <w:rFonts w:ascii="Times New Roman" w:hAnsi="Times New Roman" w:cs="Times New Roman"/>
-          <w:sz w:val="24"/>
-          <w:szCs w:val="24"/>
-        </w:rPr>
-        <w:t>tokens</w:t>
-      </w:r>
-      <w:r>
-        <w:rPr>
-          <w:rFonts w:ascii="Times New Roman" w:hAnsi="Times New Roman" w:cs="Times New Roman"/>
-          <w:sz w:val="24"/>
-          <w:szCs w:val="24"/>
-        </w:rPr>
-        <w:t>.txt)</w:t>
+        <w:t>El archivo se pudo ser generado con éxito, (archivo de tokens en &lt;salida/&lt;nombre&gt;_tokens.txt)</w:t>
       </w:r>
       <w:r>
         <w:rPr>
@@ -4476,6 +4390,7 @@
         <w:rPr>
           <w:b/>
           <w:bCs/>
+          <w:noProof/>
         </w:rPr>
         <w:drawing>
           <wp:inline distT="0" distB="0" distL="0" distR="0" wp14:anchorId="00A7C09B" wp14:editId="4D20D11F">
@@ -4546,6 +4461,7 @@
         <w:rPr>
           <w:b/>
           <w:bCs/>
+          <w:noProof/>
         </w:rPr>
         <w:drawing>
           <wp:inline distT="0" distB="0" distL="0" distR="0" wp14:anchorId="01F31FBC" wp14:editId="05D978F1">
@@ -4741,6 +4657,7 @@
           <w:rFonts w:ascii="Times New Roman" w:hAnsi="Times New Roman" w:cs="Times New Roman"/>
           <w:b/>
           <w:bCs/>
+          <w:noProof/>
           <w:sz w:val="24"/>
           <w:szCs w:val="24"/>
         </w:rPr>
@@ -4817,6 +4734,7 @@
           <w:rFonts w:ascii="Times New Roman" w:hAnsi="Times New Roman" w:cs="Times New Roman"/>
           <w:b/>
           <w:bCs/>
+          <w:noProof/>
           <w:sz w:val="24"/>
           <w:szCs w:val="24"/>
         </w:rPr>
@@ -4904,6 +4822,7 @@
           <w:rFonts w:ascii="Times New Roman" w:hAnsi="Times New Roman" w:cs="Times New Roman"/>
           <w:b/>
           <w:bCs/>
+          <w:noProof/>
           <w:sz w:val="24"/>
           <w:szCs w:val="24"/>
         </w:rPr>
@@ -4969,6 +4888,7 @@
       <w:r>
         <w:rPr>
           <w:rFonts w:ascii="Times New Roman" w:hAnsi="Times New Roman" w:cs="Times New Roman"/>
+          <w:noProof/>
         </w:rPr>
         <w:drawing>
           <wp:inline distT="0" distB="0" distL="0" distR="0" wp14:anchorId="78A05B75" wp14:editId="3AE18B92">
@@ -5041,6 +4961,7 @@
           <w:rFonts w:ascii="Times New Roman" w:hAnsi="Times New Roman" w:cs="Times New Roman"/>
           <w:b/>
           <w:bCs/>
+          <w:noProof/>
         </w:rPr>
         <w:drawing>
           <wp:inline distT="0" distB="0" distL="0" distR="0" wp14:anchorId="2B0AE370" wp14:editId="450540D6">
@@ -5112,6 +5033,7 @@
           <w:rFonts w:ascii="Times New Roman" w:hAnsi="Times New Roman" w:cs="Times New Roman"/>
           <w:b/>
           <w:bCs/>
+          <w:noProof/>
         </w:rPr>
         <w:drawing>
           <wp:inline distT="0" distB="0" distL="0" distR="0" wp14:anchorId="2494F821" wp14:editId="4ADDD049">
@@ -5161,6 +5083,7 @@
         <w:rPr>
           <w:b/>
           <w:bCs/>
+          <w:noProof/>
         </w:rPr>
         <w:lastRenderedPageBreak/>
         <w:drawing>
@@ -6090,23 +6013,7 @@
           <w:sz w:val="24"/>
           <w:szCs w:val="24"/>
         </w:rPr>
-        <w:t xml:space="preserve"> cosas como </w:t>
-      </w:r>
-      <w:r>
-        <w:rPr>
-          <w:rFonts w:ascii="Times New Roman" w:hAnsi="Times New Roman" w:cs="Times New Roman"/>
-          <w:sz w:val="24"/>
-          <w:szCs w:val="24"/>
-        </w:rPr>
-        <w:t>(λ, θ, Σ)</w:t>
-      </w:r>
-      <w:r>
-        <w:rPr>
-          <w:rFonts w:ascii="Times New Roman" w:hAnsi="Times New Roman" w:cs="Times New Roman"/>
-          <w:sz w:val="24"/>
-          <w:szCs w:val="24"/>
-        </w:rPr>
-        <w:t xml:space="preserve"> se reconozcan como identificadores.</w:t>
+        <w:t xml:space="preserve"> cosas como (λ, θ, Σ) se reconozcan como identificadores.</w:t>
       </w:r>
     </w:p>
     <w:p>
@@ -8071,25 +7978,7 @@
           <w:szCs w:val="24"/>
           <w:lang w:val="es-ES"/>
         </w:rPr>
-        <w:t>/compilador/</w:t>
-      </w:r>
-      <w:r>
-        <w:rPr>
-          <w:rFonts w:ascii="Times New Roman" w:hAnsi="Times New Roman" w:cs="Times New Roman"/>
-          <w:sz w:val="24"/>
-          <w:szCs w:val="24"/>
-          <w:lang w:val="es-ES"/>
-        </w:rPr>
-        <w:t>TokenReporter</w:t>
-      </w:r>
-      <w:r>
-        <w:rPr>
-          <w:rFonts w:ascii="Times New Roman" w:hAnsi="Times New Roman" w:cs="Times New Roman"/>
-          <w:sz w:val="24"/>
-          <w:szCs w:val="24"/>
-          <w:lang w:val="es-ES"/>
-        </w:rPr>
-        <w:t>.java</w:t>
+        <w:t>/compilador/TokenReporter.java</w:t>
       </w:r>
     </w:p>
     <w:p>
@@ -8390,25 +8279,7 @@
           <w:szCs w:val="24"/>
           <w:lang w:val="es-ES"/>
         </w:rPr>
-        <w:t>/compilador/</w:t>
-      </w:r>
-      <w:r>
-        <w:rPr>
-          <w:rFonts w:ascii="Times New Roman" w:hAnsi="Times New Roman" w:cs="Times New Roman"/>
-          <w:sz w:val="24"/>
-          <w:szCs w:val="24"/>
-          <w:lang w:val="es-ES"/>
-        </w:rPr>
-        <w:t>ReportingLexer</w:t>
-      </w:r>
-      <w:r>
-        <w:rPr>
-          <w:rFonts w:ascii="Times New Roman" w:hAnsi="Times New Roman" w:cs="Times New Roman"/>
-          <w:sz w:val="24"/>
-          <w:szCs w:val="24"/>
-          <w:lang w:val="es-ES"/>
-        </w:rPr>
-        <w:t>.java</w:t>
+        <w:t>/compilador/ReportingLexer.java</w:t>
       </w:r>
     </w:p>
     <w:p>
@@ -8429,18 +8300,7 @@
           <w:szCs w:val="24"/>
           <w:lang w:val="es-ES"/>
         </w:rPr>
-        <w:t>Responsabilidades:</w:t>
-      </w:r>
-      <w:r>
-        <w:rPr>
-          <w:rFonts w:ascii="Times New Roman" w:hAnsi="Times New Roman" w:cs="Times New Roman"/>
-          <w:b/>
-          <w:bCs/>
-          <w:sz w:val="24"/>
-          <w:szCs w:val="24"/>
-          <w:lang w:val="es-ES"/>
-        </w:rPr>
-        <w:t xml:space="preserve"> </w:t>
+        <w:t xml:space="preserve">Responsabilidades: </w:t>
       </w:r>
       <w:r>
         <w:rPr>
@@ -10241,52 +10101,44 @@
           <w:sz w:val="24"/>
           <w:szCs w:val="24"/>
         </w:rPr>
+        <w:t xml:space="preserve"> La Tarea I definía </w:t>
+      </w:r>
+      <w:proofErr w:type="spellStart"/>
+      <w:r>
+        <w:rPr>
+          <w:rFonts w:ascii="Times New Roman" w:hAnsi="Times New Roman" w:cs="Times New Roman"/>
+          <w:sz w:val="24"/>
+          <w:szCs w:val="24"/>
+        </w:rPr>
+        <w:t>tipo_</w:t>
+      </w:r>
+      <w:proofErr w:type="gramStart"/>
+      <w:r>
+        <w:rPr>
+          <w:rFonts w:ascii="Times New Roman" w:hAnsi="Times New Roman" w:cs="Times New Roman"/>
+          <w:sz w:val="24"/>
+          <w:szCs w:val="24"/>
+        </w:rPr>
+        <w:t>var</w:t>
+      </w:r>
+      <w:proofErr w:type="spellEnd"/>
+      <w:r>
+        <w:rPr>
+          <w:rFonts w:ascii="Times New Roman" w:hAnsi="Times New Roman" w:cs="Times New Roman"/>
+          <w:sz w:val="24"/>
+          <w:szCs w:val="24"/>
+        </w:rPr>
+        <w:t xml:space="preserve"> ::=</w:t>
+      </w:r>
+      <w:proofErr w:type="gramEnd"/>
+      <w:r>
+        <w:rPr>
+          <w:rFonts w:ascii="Times New Roman" w:hAnsi="Times New Roman" w:cs="Times New Roman"/>
+          <w:sz w:val="24"/>
+          <w:szCs w:val="24"/>
+        </w:rPr>
         <w:t xml:space="preserve"> </w:t>
       </w:r>
-      <w:r>
-        <w:rPr>
-          <w:rFonts w:ascii="Times New Roman" w:hAnsi="Times New Roman" w:cs="Times New Roman"/>
-          <w:sz w:val="24"/>
-          <w:szCs w:val="24"/>
-        </w:rPr>
-        <w:t xml:space="preserve">La Tarea I definía </w:t>
-      </w:r>
-      <w:proofErr w:type="spellStart"/>
-      <w:r>
-        <w:rPr>
-          <w:rFonts w:ascii="Times New Roman" w:hAnsi="Times New Roman" w:cs="Times New Roman"/>
-          <w:sz w:val="24"/>
-          <w:szCs w:val="24"/>
-        </w:rPr>
-        <w:t>tipo_</w:t>
-      </w:r>
-      <w:proofErr w:type="gramStart"/>
-      <w:r>
-        <w:rPr>
-          <w:rFonts w:ascii="Times New Roman" w:hAnsi="Times New Roman" w:cs="Times New Roman"/>
-          <w:sz w:val="24"/>
-          <w:szCs w:val="24"/>
-        </w:rPr>
-        <w:t>var</w:t>
-      </w:r>
-      <w:proofErr w:type="spellEnd"/>
-      <w:r>
-        <w:rPr>
-          <w:rFonts w:ascii="Times New Roman" w:hAnsi="Times New Roman" w:cs="Times New Roman"/>
-          <w:sz w:val="24"/>
-          <w:szCs w:val="24"/>
-        </w:rPr>
-        <w:t xml:space="preserve"> ::=</w:t>
-      </w:r>
-      <w:proofErr w:type="gramEnd"/>
-      <w:r>
-        <w:rPr>
-          <w:rFonts w:ascii="Times New Roman" w:hAnsi="Times New Roman" w:cs="Times New Roman"/>
-          <w:sz w:val="24"/>
-          <w:szCs w:val="24"/>
-        </w:rPr>
-        <w:t xml:space="preserve"> </w:t>
-      </w:r>
       <w:proofErr w:type="spellStart"/>
       <w:r>
         <w:rPr>
@@ -10375,23 +10227,7 @@
           <w:sz w:val="24"/>
           <w:szCs w:val="24"/>
         </w:rPr>
-        <w:t>.</w:t>
-      </w:r>
-      <w:r>
-        <w:rPr>
-          <w:rFonts w:ascii="Times New Roman" w:hAnsi="Times New Roman" w:cs="Times New Roman"/>
-          <w:sz w:val="24"/>
-          <w:szCs w:val="24"/>
-        </w:rPr>
-        <w:t xml:space="preserve"> </w:t>
-      </w:r>
-      <w:r>
-        <w:rPr>
-          <w:rFonts w:ascii="Times New Roman" w:hAnsi="Times New Roman" w:cs="Times New Roman"/>
-          <w:sz w:val="24"/>
-          <w:szCs w:val="24"/>
-        </w:rPr>
-        <w:t xml:space="preserve">Con un solo </w:t>
+        <w:t xml:space="preserve">. Con un solo </w:t>
       </w:r>
       <w:proofErr w:type="spellStart"/>
       <w:r>
@@ -10427,47 +10263,7 @@
           <w:sz w:val="24"/>
           <w:szCs w:val="24"/>
         </w:rPr>
-        <w:t xml:space="preserve"> x" era una</w:t>
-      </w:r>
-      <w:r>
-        <w:rPr>
-          <w:rFonts w:ascii="Times New Roman" w:hAnsi="Times New Roman" w:cs="Times New Roman"/>
-          <w:sz w:val="24"/>
-          <w:szCs w:val="24"/>
-        </w:rPr>
-        <w:t xml:space="preserve"> </w:t>
-      </w:r>
-      <w:r>
-        <w:rPr>
-          <w:rFonts w:ascii="Times New Roman" w:hAnsi="Times New Roman" w:cs="Times New Roman"/>
-          <w:sz w:val="24"/>
-          <w:szCs w:val="24"/>
-        </w:rPr>
-        <w:t>variable simple o un arreglo con un token de anticipación, porque</w:t>
-      </w:r>
-      <w:r>
-        <w:rPr>
-          <w:rFonts w:ascii="Times New Roman" w:hAnsi="Times New Roman" w:cs="Times New Roman"/>
-          <w:sz w:val="24"/>
-          <w:szCs w:val="24"/>
-        </w:rPr>
-        <w:t xml:space="preserve"> </w:t>
-      </w:r>
-      <w:r>
-        <w:rPr>
-          <w:rFonts w:ascii="Times New Roman" w:hAnsi="Times New Roman" w:cs="Times New Roman"/>
-          <w:sz w:val="24"/>
-          <w:szCs w:val="24"/>
-        </w:rPr>
-        <w:t xml:space="preserve">ambos pueden ir seguidos de Ͱ. </w:t>
-      </w:r>
-      <w:r>
-        <w:rPr>
-          <w:rFonts w:ascii="Times New Roman" w:hAnsi="Times New Roman" w:cs="Times New Roman"/>
-          <w:sz w:val="24"/>
-          <w:szCs w:val="24"/>
-        </w:rPr>
-        <w:t>(</w:t>
+        <w:t xml:space="preserve"> x" era una variable simple o un arreglo con un token de anticipación, porque ambos pueden ir seguidos de Ͱ. (</w:t>
       </w:r>
       <w:proofErr w:type="spellStart"/>
       <w:r>
@@ -11163,17 +10959,7 @@
           <w:sz w:val="24"/>
           <w:szCs w:val="24"/>
         </w:rPr>
-        <w:t>s</w:t>
-      </w:r>
-      <w:r>
-        <w:rPr>
-          <w:rFonts w:ascii="Times New Roman" w:hAnsi="Times New Roman" w:cs="Times New Roman"/>
-          <w:b/>
-          <w:bCs/>
-          <w:sz w:val="24"/>
-          <w:szCs w:val="24"/>
-        </w:rPr>
-        <w:t>yntax_</w:t>
+        <w:t>syntax_</w:t>
       </w:r>
       <w:proofErr w:type="gramStart"/>
       <w:r>
@@ -11328,17 +11114,7 @@
           <w:sz w:val="24"/>
           <w:szCs w:val="24"/>
         </w:rPr>
-        <w:t xml:space="preserve"> y bloque:</w:t>
-      </w:r>
-      <w:r>
-        <w:rPr>
-          <w:rFonts w:ascii="Times New Roman" w:hAnsi="Times New Roman" w:cs="Times New Roman"/>
-          <w:b/>
-          <w:bCs/>
-          <w:sz w:val="24"/>
-          <w:szCs w:val="24"/>
-        </w:rPr>
-        <w:t xml:space="preserve"> </w:t>
+        <w:t xml:space="preserve"> y bloque: </w:t>
       </w:r>
       <w:proofErr w:type="spellStart"/>
       <w:r>
@@ -11483,11 +11259,65 @@
           <w:sz w:val="24"/>
           <w:szCs w:val="24"/>
         </w:rPr>
+        <w:t xml:space="preserve"> (</w:t>
+      </w:r>
+      <w:hyperlink r:id="rId21" w:history="1">
+        <w:r>
+          <w:rPr>
+            <w:rStyle w:val="Hipervnculo"/>
+            <w:rFonts w:ascii="Times New Roman" w:hAnsi="Times New Roman" w:cs="Times New Roman"/>
+            <w:sz w:val="24"/>
+            <w:szCs w:val="24"/>
+          </w:rPr>
+          <w:t>https://github.com/StevenXoFk/PY01-Analisis-Lexico-y-sin</w:t>
+        </w:r>
+        <w:r>
+          <w:rPr>
+            <w:rStyle w:val="Hipervnculo"/>
+            <w:rFonts w:ascii="Times New Roman" w:hAnsi="Times New Roman" w:cs="Times New Roman"/>
+            <w:sz w:val="24"/>
+            <w:szCs w:val="24"/>
+          </w:rPr>
+          <w:t>t</w:t>
+        </w:r>
+        <w:r>
+          <w:rPr>
+            <w:rStyle w:val="Hipervnculo"/>
+            <w:rFonts w:ascii="Times New Roman" w:hAnsi="Times New Roman" w:cs="Times New Roman"/>
+            <w:sz w:val="24"/>
+            <w:szCs w:val="24"/>
+          </w:rPr>
+          <w:t>actic</w:t>
+        </w:r>
+        <w:r>
+          <w:rPr>
+            <w:rStyle w:val="Hipervnculo"/>
+            <w:rFonts w:ascii="Times New Roman" w:hAnsi="Times New Roman" w:cs="Times New Roman"/>
+            <w:sz w:val="24"/>
+            <w:szCs w:val="24"/>
+          </w:rPr>
+          <w:t>o</w:t>
+        </w:r>
+      </w:hyperlink>
+      <w:r>
+        <w:rPr>
+          <w:rFonts w:ascii="Times New Roman" w:hAnsi="Times New Roman" w:cs="Times New Roman"/>
+          <w:sz w:val="24"/>
+          <w:szCs w:val="24"/>
+        </w:rPr>
+        <w:t xml:space="preserve"> )</w:t>
+      </w:r>
+      <w:r>
+        <w:rPr>
+          <w:rFonts w:ascii="Times New Roman" w:hAnsi="Times New Roman" w:cs="Times New Roman"/>
+          <w:sz w:val="24"/>
+          <w:szCs w:val="24"/>
+        </w:rPr>
         <w:t xml:space="preserve"> o en el archivo bitácora.txt en la raíz del proyecto</w:t>
       </w:r>
     </w:p>
     <w:sectPr>
-      <w:footerReference w:type="default" r:id="rId21"/>
+      <w:footerReference w:type="default" r:id="rId22"/>
       <w:pgSz w:w="12240" w:h="15840"/>
       <w:pgMar w:top="1417" w:right="1701" w:bottom="1417" w:left="1701" w:header="708" w:footer="708" w:gutter="0"/>
       <w:pgNumType w:start="0"/>
@@ -13651,6 +13481,7 @@
   <w:style w:type="character" w:default="1" w:styleId="Fuentedeprrafopredeter">
     <w:name w:val="Default Paragraph Font"/>
     <w:uiPriority w:val="1"/>
+    <w:semiHidden/>
     <w:unhideWhenUsed/>
   </w:style>
   <w:style w:type="table" w:default="1" w:styleId="Tablanormal">
@@ -14135,6 +13966,30 @@
     <w:uiPriority w:val="99"/>
     <w:rsid w:val="006330FA"/>
   </w:style>
+  <w:style w:type="character" w:styleId="Mencinsinresolver">
+    <w:name w:val="Unresolved Mention"/>
+    <w:basedOn w:val="Fuentedeprrafopredeter"/>
+    <w:uiPriority w:val="99"/>
+    <w:semiHidden/>
+    <w:unhideWhenUsed/>
+    <w:rsid w:val="0030549A"/>
+    <w:rPr>
+      <w:color w:val="605E5C"/>
+      <w:shd w:val="clear" w:color="auto" w:fill="E1DFDD"/>
+    </w:rPr>
+  </w:style>
+  <w:style w:type="character" w:styleId="Hipervnculovisitado">
+    <w:name w:val="FollowedHyperlink"/>
+    <w:basedOn w:val="Fuentedeprrafopredeter"/>
+    <w:uiPriority w:val="99"/>
+    <w:semiHidden/>
+    <w:unhideWhenUsed/>
+    <w:rsid w:val="0030549A"/>
+    <w:rPr>
+      <w:color w:val="96607D" w:themeColor="followedHyperlink"/>
+      <w:u w:val="single"/>
+    </w:rPr>
+  </w:style>
 </w:styles>
 </file>
 
